--- a/ibmdocs/006CPQ744-day7.docx
+++ b/ibmdocs/006CPQ744-day7.docx
@@ -24,23 +24,11 @@
         </w:numPr>
       </w:pPr>
       <w:r>
-        <w:t xml:space="preserve">import </w:t>
-      </w:r>
-      <w:proofErr w:type="spellStart"/>
-      <w:r>
-        <w:t>org.junit.jupiter.api.Test</w:t>
-      </w:r>
-      <w:proofErr w:type="spellEnd"/>
-      <w:r>
-        <w:t>;</w:t>
-      </w:r>
-      <w:r>
-        <w:br/>
-        <w:t xml:space="preserve">import static </w:t>
-      </w:r>
-      <w:proofErr w:type="spellStart"/>
-      <w:r>
-        <w:t>org.junit.jupiter.api.Assertions.</w:t>
+        <w:t>import org.junit.jupiter.api.Test;</w:t>
+      </w:r>
+      <w:r>
+        <w:br/>
+        <w:t>import static org.junit.jupiter.api.Assertions.</w:t>
       </w:r>
       <w:r>
         <w:rPr>
@@ -49,17 +37,12 @@
         </w:rPr>
         <w:t>assertEquals</w:t>
       </w:r>
-      <w:proofErr w:type="spellEnd"/>
       <w:r>
         <w:t>;</w:t>
       </w:r>
       <w:r>
         <w:br/>
-        <w:t xml:space="preserve">import static </w:t>
-      </w:r>
-      <w:proofErr w:type="spellStart"/>
-      <w:r>
-        <w:t>org.junit.jupiter.api.Assertions.</w:t>
+        <w:t>import static org.junit.jupiter.api.Assertions.</w:t>
       </w:r>
       <w:r>
         <w:rPr>
@@ -68,7 +51,6 @@
         </w:rPr>
         <w:t>assertNotEquals</w:t>
       </w:r>
-      <w:proofErr w:type="spellEnd"/>
       <w:r>
         <w:t>;</w:t>
       </w:r>
@@ -77,15 +59,7 @@
       </w:r>
       <w:r>
         <w:br/>
-        <w:t xml:space="preserve">public class </w:t>
-      </w:r>
-      <w:proofErr w:type="spellStart"/>
-      <w:r>
-        <w:t>CalculateTest</w:t>
-      </w:r>
-      <w:proofErr w:type="spellEnd"/>
-      <w:r>
-        <w:t xml:space="preserve"> {</w:t>
+        <w:t>public class CalculateTest {</w:t>
       </w:r>
       <w:r>
         <w:br/>
@@ -96,15 +70,7 @@
       </w:r>
       <w:r>
         <w:br/>
-        <w:t xml:space="preserve">    void </w:t>
-      </w:r>
-      <w:proofErr w:type="spellStart"/>
-      <w:r>
-        <w:t>testAddition</w:t>
-      </w:r>
-      <w:proofErr w:type="spellEnd"/>
-      <w:r>
-        <w:t>() {</w:t>
+        <w:t xml:space="preserve">    void testAddition() {</w:t>
       </w:r>
       <w:r>
         <w:br/>
@@ -114,7 +80,6 @@
         <w:br/>
         <w:t xml:space="preserve">        </w:t>
       </w:r>
-      <w:proofErr w:type="spellStart"/>
       <w:r>
         <w:rPr>
           <w:i/>
@@ -122,17 +87,8 @@
         </w:rPr>
         <w:t>assertEquals</w:t>
       </w:r>
-      <w:proofErr w:type="spellEnd"/>
-      <w:r>
-        <w:t xml:space="preserve">(15, </w:t>
-      </w:r>
-      <w:proofErr w:type="spellStart"/>
-      <w:r>
-        <w:t>calc.add</w:t>
-      </w:r>
-      <w:proofErr w:type="spellEnd"/>
-      <w:r>
-        <w:t>(10, 5));</w:t>
+      <w:r>
+        <w:t>(15, calc.add(10, 5));</w:t>
       </w:r>
       <w:r>
         <w:br/>
@@ -147,15 +103,7 @@
       </w:r>
       <w:r>
         <w:br/>
-        <w:t xml:space="preserve">    void </w:t>
-      </w:r>
-      <w:proofErr w:type="spellStart"/>
-      <w:r>
-        <w:t>testAdditionFail</w:t>
-      </w:r>
-      <w:proofErr w:type="spellEnd"/>
-      <w:r>
-        <w:t>() {</w:t>
+        <w:t xml:space="preserve">    void testAdditionFail() {</w:t>
       </w:r>
       <w:r>
         <w:br/>
@@ -172,7 +120,6 @@
         <w:br/>
         <w:t xml:space="preserve">        </w:t>
       </w:r>
-      <w:proofErr w:type="spellStart"/>
       <w:r>
         <w:rPr>
           <w:i/>
@@ -180,17 +127,8 @@
         </w:rPr>
         <w:t>assertNotEquals</w:t>
       </w:r>
-      <w:proofErr w:type="spellEnd"/>
-      <w:r>
-        <w:t xml:space="preserve">(20, </w:t>
-      </w:r>
-      <w:proofErr w:type="spellStart"/>
-      <w:r>
-        <w:t>calc.add</w:t>
-      </w:r>
-      <w:proofErr w:type="spellEnd"/>
-      <w:r>
-        <w:t>(10, 5), "Expected 20 but actual is 15");</w:t>
+      <w:r>
+        <w:t>(20, calc.add(10, 5), "Expected 20 but actual is 15");</w:t>
       </w:r>
       <w:r>
         <w:br/>
@@ -307,7 +245,6 @@
         </w:rPr>
         <w:t xml:space="preserve">public int </w:t>
       </w:r>
-      <w:proofErr w:type="gramStart"/>
       <w:r>
         <w:rPr>
           <w:rFonts w:ascii="Courier New" w:eastAsia="Times New Roman" w:hAnsi="Courier New" w:cs="Courier New"/>
@@ -332,7 +269,6 @@
         </w:rPr>
         <w:t>(</w:t>
       </w:r>
-      <w:proofErr w:type="gramEnd"/>
       <w:r>
         <w:rPr>
           <w:rFonts w:ascii="Courier New" w:eastAsia="Times New Roman" w:hAnsi="Courier New" w:cs="Courier New"/>
@@ -429,22 +365,8 @@
           <w14:ligatures w14:val="none"/>
         </w:rPr>
         <w:br/>
-        <w:t xml:space="preserve">  </w:t>
-      </w:r>
-      <w:proofErr w:type="gramStart"/>
-      <w:r>
-        <w:rPr>
-          <w:rFonts w:ascii="Courier New" w:eastAsia="Times New Roman" w:hAnsi="Courier New" w:cs="Courier New"/>
-          <w:color w:val="BCBEC4"/>
-          <w:kern w:val="0"/>
-          <w:sz w:val="20"/>
-          <w:szCs w:val="20"/>
-          <w:lang w:eastAsia="en-IN"/>
-          <w14:ligatures w14:val="none"/>
-        </w:rPr>
-        <w:t xml:space="preserve">  }</w:t>
-      </w:r>
-      <w:proofErr w:type="gramEnd"/>
+        <w:t xml:space="preserve">    }</w:t>
+      </w:r>
       <w:r>
         <w:rPr>
           <w:rFonts w:ascii="Courier New" w:eastAsia="Times New Roman" w:hAnsi="Courier New" w:cs="Courier New"/>
@@ -470,7 +392,6 @@
         </w:rPr>
         <w:t xml:space="preserve">public static void </w:t>
       </w:r>
-      <w:proofErr w:type="gramStart"/>
       <w:r>
         <w:rPr>
           <w:rFonts w:ascii="Courier New" w:eastAsia="Times New Roman" w:hAnsi="Courier New" w:cs="Courier New"/>
@@ -493,46 +414,7 @@
           <w:lang w:eastAsia="en-IN"/>
           <w14:ligatures w14:val="none"/>
         </w:rPr>
-        <w:t>(String[</w:t>
-      </w:r>
-      <w:proofErr w:type="gramEnd"/>
-      <w:r>
-        <w:rPr>
-          <w:rFonts w:ascii="Courier New" w:eastAsia="Times New Roman" w:hAnsi="Courier New" w:cs="Courier New"/>
-          <w:color w:val="BCBEC4"/>
-          <w:kern w:val="0"/>
-          <w:sz w:val="20"/>
-          <w:szCs w:val="20"/>
-          <w:lang w:eastAsia="en-IN"/>
-          <w14:ligatures w14:val="none"/>
-        </w:rPr>
-        <w:t xml:space="preserve">] </w:t>
-      </w:r>
-      <w:proofErr w:type="spellStart"/>
-      <w:r>
-        <w:rPr>
-          <w:rFonts w:ascii="Courier New" w:eastAsia="Times New Roman" w:hAnsi="Courier New" w:cs="Courier New"/>
-          <w:color w:val="BCBEC4"/>
-          <w:kern w:val="0"/>
-          <w:sz w:val="20"/>
-          <w:szCs w:val="20"/>
-          <w:lang w:eastAsia="en-IN"/>
-          <w14:ligatures w14:val="none"/>
-        </w:rPr>
-        <w:t>args</w:t>
-      </w:r>
-      <w:proofErr w:type="spellEnd"/>
-      <w:r>
-        <w:rPr>
-          <w:rFonts w:ascii="Courier New" w:eastAsia="Times New Roman" w:hAnsi="Courier New" w:cs="Courier New"/>
-          <w:color w:val="BCBEC4"/>
-          <w:kern w:val="0"/>
-          <w:sz w:val="20"/>
-          <w:szCs w:val="20"/>
-          <w:lang w:eastAsia="en-IN"/>
-          <w14:ligatures w14:val="none"/>
-        </w:rPr>
-        <w:t>) {</w:t>
+        <w:t>(String[] args) {</w:t>
       </w:r>
       <w:r>
         <w:rPr>
@@ -559,7 +441,6 @@
         </w:rPr>
         <w:t xml:space="preserve">new </w:t>
       </w:r>
-      <w:proofErr w:type="gramStart"/>
       <w:r>
         <w:rPr>
           <w:rFonts w:ascii="Courier New" w:eastAsia="Times New Roman" w:hAnsi="Courier New" w:cs="Courier New"/>
@@ -570,20 +451,7 @@
           <w:lang w:eastAsia="en-IN"/>
           <w14:ligatures w14:val="none"/>
         </w:rPr>
-        <w:t>Calculate(</w:t>
-      </w:r>
-      <w:proofErr w:type="gramEnd"/>
-      <w:r>
-        <w:rPr>
-          <w:rFonts w:ascii="Courier New" w:eastAsia="Times New Roman" w:hAnsi="Courier New" w:cs="Courier New"/>
-          <w:color w:val="BCBEC4"/>
-          <w:kern w:val="0"/>
-          <w:sz w:val="20"/>
-          <w:szCs w:val="20"/>
-          <w:lang w:eastAsia="en-IN"/>
-          <w14:ligatures w14:val="none"/>
-        </w:rPr>
-        <w:t>);</w:t>
+        <w:t>Calculate();</w:t>
       </w:r>
       <w:r>
         <w:rPr>
@@ -632,36 +500,8 @@
           <w:lang w:eastAsia="en-IN"/>
           <w14:ligatures w14:val="none"/>
         </w:rPr>
-        <w:t xml:space="preserve">result = </w:t>
-      </w:r>
-      <w:proofErr w:type="spellStart"/>
-      <w:proofErr w:type="gramStart"/>
-      <w:r>
-        <w:rPr>
-          <w:rFonts w:ascii="Courier New" w:eastAsia="Times New Roman" w:hAnsi="Courier New" w:cs="Courier New"/>
-          <w:color w:val="BCBEC4"/>
-          <w:kern w:val="0"/>
-          <w:sz w:val="20"/>
-          <w:szCs w:val="20"/>
-          <w:lang w:eastAsia="en-IN"/>
-          <w14:ligatures w14:val="none"/>
-        </w:rPr>
-        <w:t>calc.add</w:t>
-      </w:r>
-      <w:proofErr w:type="spellEnd"/>
-      <w:r>
-        <w:rPr>
-          <w:rFonts w:ascii="Courier New" w:eastAsia="Times New Roman" w:hAnsi="Courier New" w:cs="Courier New"/>
-          <w:color w:val="BCBEC4"/>
-          <w:kern w:val="0"/>
-          <w:sz w:val="20"/>
-          <w:szCs w:val="20"/>
-          <w:lang w:eastAsia="en-IN"/>
-          <w14:ligatures w14:val="none"/>
-        </w:rPr>
-        <w:t>(</w:t>
-      </w:r>
-      <w:proofErr w:type="gramEnd"/>
+        <w:t>result = calc.add(</w:t>
+      </w:r>
       <w:r>
         <w:rPr>
           <w:rFonts w:ascii="Courier New" w:eastAsia="Times New Roman" w:hAnsi="Courier New" w:cs="Courier New"/>
@@ -733,20 +573,7 @@
           <w14:ligatures w14:val="none"/>
         </w:rPr>
         <w:br/>
-        <w:t xml:space="preserve">        </w:t>
-      </w:r>
-      <w:proofErr w:type="spellStart"/>
-      <w:r>
-        <w:rPr>
-          <w:rFonts w:ascii="Courier New" w:eastAsia="Times New Roman" w:hAnsi="Courier New" w:cs="Courier New"/>
-          <w:color w:val="BCBEC4"/>
-          <w:kern w:val="0"/>
-          <w:sz w:val="20"/>
-          <w:szCs w:val="20"/>
-          <w:lang w:eastAsia="en-IN"/>
-          <w14:ligatures w14:val="none"/>
-        </w:rPr>
-        <w:t>System.</w:t>
+        <w:t xml:space="preserve">        System.</w:t>
       </w:r>
       <w:r>
         <w:rPr>
@@ -772,20 +599,7 @@
           <w:lang w:eastAsia="en-IN"/>
           <w14:ligatures w14:val="none"/>
         </w:rPr>
-        <w:t>.println</w:t>
-      </w:r>
-      <w:proofErr w:type="spellEnd"/>
-      <w:r>
-        <w:rPr>
-          <w:rFonts w:ascii="Courier New" w:eastAsia="Times New Roman" w:hAnsi="Courier New" w:cs="Courier New"/>
-          <w:color w:val="BCBEC4"/>
-          <w:kern w:val="0"/>
-          <w:sz w:val="20"/>
-          <w:szCs w:val="20"/>
-          <w:lang w:eastAsia="en-IN"/>
-          <w14:ligatures w14:val="none"/>
-        </w:rPr>
-        <w:t>(</w:t>
+        <w:t>.println(</w:t>
       </w:r>
       <w:r>
         <w:rPr>
@@ -822,9 +636,8 @@
           <w14:ligatures w14:val="none"/>
         </w:rPr>
         <w:br/>
-        <w:t xml:space="preserve">  </w:t>
-      </w:r>
-      <w:proofErr w:type="gramStart"/>
+        <w:t xml:space="preserve">    }</w:t>
+      </w:r>
       <w:r>
         <w:rPr>
           <w:rFonts w:ascii="Courier New" w:eastAsia="Times New Roman" w:hAnsi="Courier New" w:cs="Courier New"/>
@@ -835,19 +648,6 @@
           <w:lang w:eastAsia="en-IN"/>
           <w14:ligatures w14:val="none"/>
         </w:rPr>
-        <w:t xml:space="preserve">  }</w:t>
-      </w:r>
-      <w:proofErr w:type="gramEnd"/>
-      <w:r>
-        <w:rPr>
-          <w:rFonts w:ascii="Courier New" w:eastAsia="Times New Roman" w:hAnsi="Courier New" w:cs="Courier New"/>
-          <w:color w:val="BCBEC4"/>
-          <w:kern w:val="0"/>
-          <w:sz w:val="20"/>
-          <w:szCs w:val="20"/>
-          <w:lang w:eastAsia="en-IN"/>
-          <w14:ligatures w14:val="none"/>
-        </w:rPr>
         <w:br/>
         <w:t>}</w:t>
       </w:r>
@@ -890,7 +690,6 @@
         </w:rPr>
         <w:t xml:space="preserve">import </w:t>
       </w:r>
-      <w:proofErr w:type="spellStart"/>
       <w:r>
         <w:rPr>
           <w:color w:val="BCBEC4"/>
@@ -903,7 +702,6 @@
         </w:rPr>
         <w:t>Test</w:t>
       </w:r>
-      <w:proofErr w:type="spellEnd"/>
       <w:r>
         <w:rPr>
           <w:color w:val="BCBEC4"/>
@@ -922,7 +720,6 @@
         </w:rPr>
         <w:t xml:space="preserve">import static </w:t>
       </w:r>
-      <w:proofErr w:type="spellStart"/>
       <w:r>
         <w:rPr>
           <w:color w:val="BCBEC4"/>
@@ -937,7 +734,6 @@
         </w:rPr>
         <w:t>assertEquals</w:t>
       </w:r>
-      <w:proofErr w:type="spellEnd"/>
       <w:r>
         <w:rPr>
           <w:color w:val="BCBEC4"/>
@@ -956,7 +752,6 @@
         </w:rPr>
         <w:t xml:space="preserve">import static </w:t>
       </w:r>
-      <w:proofErr w:type="spellStart"/>
       <w:r>
         <w:rPr>
           <w:color w:val="BCBEC4"/>
@@ -971,7 +766,6 @@
         </w:rPr>
         <w:t>assertThrows</w:t>
       </w:r>
-      <w:proofErr w:type="spellEnd"/>
       <w:r>
         <w:rPr>
           <w:color w:val="BCBEC4"/>
@@ -1002,19 +796,11 @@
         </w:rPr>
         <w:t xml:space="preserve">public class </w:t>
       </w:r>
-      <w:proofErr w:type="spellStart"/>
-      <w:r>
-        <w:rPr>
-          <w:color w:val="BCBEC4"/>
-        </w:rPr>
-        <w:t>CalculateTest</w:t>
-      </w:r>
-      <w:proofErr w:type="spellEnd"/>
-      <w:r>
-        <w:rPr>
-          <w:color w:val="BCBEC4"/>
-        </w:rPr>
-        <w:t xml:space="preserve"> {</w:t>
+      <w:r>
+        <w:rPr>
+          <w:color w:val="BCBEC4"/>
+        </w:rPr>
+        <w:t>CalculateTest {</w:t>
       </w:r>
       <w:r>
         <w:rPr>
@@ -1042,14 +828,12 @@
         </w:rPr>
         <w:t xml:space="preserve">void </w:t>
       </w:r>
-      <w:proofErr w:type="spellStart"/>
       <w:r>
         <w:rPr>
           <w:color w:val="56A8F5"/>
         </w:rPr>
         <w:t>testWithdrawInsufficientFunds</w:t>
       </w:r>
-      <w:proofErr w:type="spellEnd"/>
       <w:r>
         <w:rPr>
           <w:color w:val="BCBEC4"/>
@@ -1112,7 +896,6 @@
         <w:br/>
         <w:t xml:space="preserve">        Exception ex = </w:t>
       </w:r>
-      <w:proofErr w:type="spellStart"/>
       <w:r>
         <w:rPr>
           <w:i/>
@@ -1121,19 +904,11 @@
         </w:rPr>
         <w:t>assertThrows</w:t>
       </w:r>
-      <w:proofErr w:type="spellEnd"/>
-      <w:r>
-        <w:rPr>
-          <w:color w:val="BCBEC4"/>
-        </w:rPr>
-        <w:t>(</w:t>
-      </w:r>
-      <w:proofErr w:type="spellStart"/>
-      <w:r>
-        <w:rPr>
-          <w:color w:val="BCBEC4"/>
-        </w:rPr>
-        <w:t>IllegalArgumentException.</w:t>
+      <w:r>
+        <w:rPr>
+          <w:color w:val="BCBEC4"/>
+        </w:rPr>
+        <w:t>(IllegalArgumentException.</w:t>
       </w:r>
       <w:r>
         <w:rPr>
@@ -1141,7 +916,6 @@
         </w:rPr>
         <w:t>class</w:t>
       </w:r>
-      <w:proofErr w:type="spellEnd"/>
       <w:r>
         <w:rPr>
           <w:color w:val="BCBEC4"/>
@@ -1162,7 +936,6 @@
         <w:br/>
         <w:t xml:space="preserve">            </w:t>
       </w:r>
-      <w:proofErr w:type="spellStart"/>
       <w:r>
         <w:rPr>
           <w:color w:val="C77DBB"/>
@@ -1173,14 +946,7 @@
         <w:rPr>
           <w:color w:val="BCBEC4"/>
         </w:rPr>
-        <w:t>.withdraw</w:t>
-      </w:r>
-      <w:proofErr w:type="spellEnd"/>
-      <w:r>
-        <w:rPr>
-          <w:color w:val="BCBEC4"/>
-        </w:rPr>
-        <w:t>(</w:t>
+        <w:t>.withdraw(</w:t>
       </w:r>
       <w:r>
         <w:rPr>
@@ -1214,7 +980,6 @@
         <w:br/>
         <w:t xml:space="preserve">        </w:t>
       </w:r>
-      <w:proofErr w:type="spellStart"/>
       <w:r>
         <w:rPr>
           <w:i/>
@@ -1223,7 +988,6 @@
         </w:rPr>
         <w:t>assertEquals</w:t>
       </w:r>
-      <w:proofErr w:type="spellEnd"/>
       <w:r>
         <w:rPr>
           <w:color w:val="BCBEC4"/>
@@ -1240,21 +1004,7 @@
         <w:rPr>
           <w:color w:val="BCBEC4"/>
         </w:rPr>
-        <w:t xml:space="preserve">, </w:t>
-      </w:r>
-      <w:proofErr w:type="spellStart"/>
-      <w:r>
-        <w:rPr>
-          <w:color w:val="BCBEC4"/>
-        </w:rPr>
-        <w:t>ex.getMessage</w:t>
-      </w:r>
-      <w:proofErr w:type="spellEnd"/>
-      <w:r>
-        <w:rPr>
-          <w:color w:val="BCBEC4"/>
-        </w:rPr>
-        <w:t>());</w:t>
+        <w:t>, ex.getMessage());</w:t>
       </w:r>
       <w:r>
         <w:rPr>
@@ -1283,15 +1033,7 @@
       </w:r>
       <w:r>
         <w:br/>
-        <w:t xml:space="preserve">    private String </w:t>
-      </w:r>
-      <w:proofErr w:type="spellStart"/>
-      <w:r>
-        <w:t>accountNumber</w:t>
-      </w:r>
-      <w:proofErr w:type="spellEnd"/>
-      <w:r>
-        <w:t>;</w:t>
+        <w:t xml:space="preserve">    private String accountNumber;</w:t>
       </w:r>
       <w:r>
         <w:br/>
@@ -1306,47 +1048,15 @@
       </w:r>
       <w:r>
         <w:br/>
-        <w:t xml:space="preserve">    public Calculate(String </w:t>
-      </w:r>
-      <w:proofErr w:type="spellStart"/>
-      <w:r>
-        <w:t>accountNumber</w:t>
-      </w:r>
-      <w:proofErr w:type="spellEnd"/>
-      <w:r>
-        <w:t>, double balance) {</w:t>
-      </w:r>
-      <w:r>
-        <w:br/>
-        <w:t xml:space="preserve">        </w:t>
-      </w:r>
-      <w:proofErr w:type="spellStart"/>
-      <w:r>
-        <w:t>this.accountNumber</w:t>
-      </w:r>
-      <w:proofErr w:type="spellEnd"/>
-      <w:r>
-        <w:t xml:space="preserve"> = </w:t>
-      </w:r>
-      <w:proofErr w:type="spellStart"/>
-      <w:r>
-        <w:t>accountNumber</w:t>
-      </w:r>
-      <w:proofErr w:type="spellEnd"/>
-      <w:r>
-        <w:t>;</w:t>
-      </w:r>
-      <w:r>
-        <w:br/>
-        <w:t xml:space="preserve">        </w:t>
-      </w:r>
-      <w:proofErr w:type="spellStart"/>
-      <w:r>
-        <w:t>this.balance</w:t>
-      </w:r>
-      <w:proofErr w:type="spellEnd"/>
-      <w:r>
-        <w:t xml:space="preserve"> = balance;</w:t>
+        <w:t xml:space="preserve">    public Calculate(String accountNumber, double balance) {</w:t>
+      </w:r>
+      <w:r>
+        <w:br/>
+        <w:t xml:space="preserve">        this.accountNumber = accountNumber;</w:t>
+      </w:r>
+      <w:r>
+        <w:br/>
+        <w:t xml:space="preserve">        this.balance = balance;</w:t>
       </w:r>
       <w:r>
         <w:br/>
@@ -1369,15 +1079,7 @@
       </w:r>
       <w:r>
         <w:br/>
-        <w:t xml:space="preserve">            throw new </w:t>
-      </w:r>
-      <w:proofErr w:type="spellStart"/>
-      <w:r>
-        <w:t>IllegalArgumentException</w:t>
-      </w:r>
-      <w:proofErr w:type="spellEnd"/>
-      <w:r>
-        <w:t>("Insufficient balance");</w:t>
+        <w:t xml:space="preserve">            throw new IllegalArgumentException("Insufficient balance");</w:t>
       </w:r>
       <w:r>
         <w:br/>
@@ -1400,15 +1102,7 @@
       </w:r>
       <w:r>
         <w:br/>
-        <w:t xml:space="preserve">    public double </w:t>
-      </w:r>
-      <w:proofErr w:type="spellStart"/>
-      <w:r>
-        <w:t>getBalance</w:t>
-      </w:r>
-      <w:proofErr w:type="spellEnd"/>
-      <w:r>
-        <w:t>() {</w:t>
+        <w:t xml:space="preserve">    public double getBalance() {</w:t>
       </w:r>
       <w:r>
         <w:br/>
@@ -1423,15 +1117,7 @@
       </w:r>
       <w:r>
         <w:br/>
-        <w:t xml:space="preserve">    public static void main(String[] </w:t>
-      </w:r>
-      <w:proofErr w:type="spellStart"/>
-      <w:r>
-        <w:t>args</w:t>
-      </w:r>
-      <w:proofErr w:type="spellEnd"/>
-      <w:r>
-        <w:t>) {</w:t>
+        <w:t xml:space="preserve">    public static void main(String[] args) {</w:t>
       </w:r>
       <w:r>
         <w:br/>
@@ -1446,23 +1132,11 @@
       </w:r>
       <w:r>
         <w:br/>
-        <w:t xml:space="preserve">            </w:t>
-      </w:r>
-      <w:proofErr w:type="spellStart"/>
-      <w:r>
-        <w:t>account.withdraw</w:t>
-      </w:r>
-      <w:proofErr w:type="spellEnd"/>
-      <w:r>
-        <w:t>(50.0);</w:t>
-      </w:r>
-      <w:r>
-        <w:br/>
-        <w:t xml:space="preserve">            </w:t>
-      </w:r>
-      <w:proofErr w:type="spellStart"/>
-      <w:r>
-        <w:t>System.</w:t>
+        <w:t xml:space="preserve">            account.withdraw(50.0);</w:t>
+      </w:r>
+      <w:r>
+        <w:br/>
+        <w:t xml:space="preserve">            System.</w:t>
       </w:r>
       <w:r>
         <w:rPr>
@@ -1472,54 +1146,22 @@
         <w:t>out</w:t>
       </w:r>
       <w:r>
-        <w:t>.println</w:t>
-      </w:r>
-      <w:proofErr w:type="spellEnd"/>
-      <w:r>
-        <w:t xml:space="preserve">("Balance after withdrawal: " + </w:t>
-      </w:r>
-      <w:proofErr w:type="spellStart"/>
-      <w:r>
-        <w:t>account.getBalance</w:t>
-      </w:r>
-      <w:proofErr w:type="spellEnd"/>
-      <w:r>
-        <w:t>());</w:t>
-      </w:r>
-      <w:r>
-        <w:br/>
-      </w:r>
-      <w:r>
-        <w:br/>
-        <w:t xml:space="preserve">            </w:t>
-      </w:r>
-      <w:proofErr w:type="spellStart"/>
-      <w:r>
-        <w:t>account.withdraw</w:t>
-      </w:r>
-      <w:proofErr w:type="spellEnd"/>
-      <w:r>
-        <w:t>(200.0); // Throws exception</w:t>
-      </w:r>
-      <w:r>
-        <w:br/>
-        <w:t xml:space="preserve">        } catch (</w:t>
-      </w:r>
-      <w:proofErr w:type="spellStart"/>
-      <w:r>
-        <w:t>IllegalArgumentException</w:t>
-      </w:r>
-      <w:proofErr w:type="spellEnd"/>
-      <w:r>
-        <w:t xml:space="preserve"> e) {</w:t>
-      </w:r>
-      <w:r>
-        <w:br/>
-        <w:t xml:space="preserve">            </w:t>
-      </w:r>
-      <w:proofErr w:type="spellStart"/>
-      <w:r>
-        <w:t>System.</w:t>
+        <w:t>.println("Balance after withdrawal: " + account.getBalance());</w:t>
+      </w:r>
+      <w:r>
+        <w:br/>
+      </w:r>
+      <w:r>
+        <w:br/>
+        <w:t xml:space="preserve">            account.withdraw(200.0); // Throws exception</w:t>
+      </w:r>
+      <w:r>
+        <w:br/>
+        <w:t xml:space="preserve">        } catch (IllegalArgumentException e) {</w:t>
+      </w:r>
+      <w:r>
+        <w:br/>
+        <w:t xml:space="preserve">            System.</w:t>
       </w:r>
       <w:r>
         <w:rPr>
@@ -1529,19 +1171,1364 @@
         <w:t>out</w:t>
       </w:r>
       <w:r>
-        <w:t>.println</w:t>
-      </w:r>
-      <w:proofErr w:type="spellEnd"/>
-      <w:r>
+        <w:t>.println(e.getMessage());</w:t>
+      </w:r>
+      <w:r>
+        <w:br/>
+        <w:t xml:space="preserve">        }</w:t>
+      </w:r>
+      <w:r>
+        <w:br/>
+        <w:t xml:space="preserve">    }</w:t>
+      </w:r>
+    </w:p>
+    <w:p>
+      <w:pPr>
+        <w:ind w:firstLine="720"/>
+      </w:pPr>
+      <w:r>
+        <w:lastRenderedPageBreak/>
+        <w:t>3.Failed test case</w:t>
+      </w:r>
+    </w:p>
+    <w:p>
+      <w:pPr>
+        <w:pStyle w:val="ListParagraph"/>
+        <w:ind w:left="1440"/>
+      </w:pPr>
+      <w:r>
+        <w:t>@Test</w:t>
+      </w:r>
+      <w:r>
+        <w:br/>
+        <w:t>void testWithdrawInsufficientFunds() {</w:t>
+      </w:r>
+      <w:r>
+        <w:br/>
+        <w:t xml:space="preserve">    Calculate account = new Calculate("123", 100.0);</w:t>
+      </w:r>
+      <w:r>
+        <w:br/>
+      </w:r>
+      <w:r>
+        <w:br/>
+        <w:t xml:space="preserve">    Exception ex = </w:t>
+      </w:r>
+      <w:r>
+        <w:rPr>
+          <w:i/>
+          <w:iCs/>
+        </w:rPr>
+        <w:t>assertThrows</w:t>
+      </w:r>
+      <w:r>
+        <w:t>(IllegalArgumentException.class, () -&gt; {</w:t>
+      </w:r>
+      <w:r>
+        <w:br/>
+        <w:t xml:space="preserve">        account.withdraw(200.0);</w:t>
+      </w:r>
+      <w:r>
+        <w:br/>
+        <w:t xml:space="preserve">    });</w:t>
+      </w:r>
+      <w:r>
+        <w:br/>
+        <w:t xml:space="preserve">    </w:t>
+      </w:r>
+      <w:r>
+        <w:rPr>
+          <w:i/>
+          <w:iCs/>
+        </w:rPr>
+        <w:t>assertNotEquals</w:t>
+      </w:r>
+      <w:r>
+        <w:t>("Insufficient balance", ex.getMessage());</w:t>
+      </w:r>
+    </w:p>
+    <w:p>
+      <w:pPr>
+        <w:pStyle w:val="ListParagraph"/>
+        <w:numPr>
+          <w:ilvl w:val="0"/>
+          <w:numId w:val="3"/>
+        </w:numPr>
+      </w:pPr>
+      <w:r>
+        <w:t>Palindrome</w:t>
+      </w:r>
+    </w:p>
+    <w:p>
+      <w:pPr>
+        <w:pStyle w:val="HTMLPreformatted"/>
+        <w:shd w:val="clear" w:color="auto" w:fill="191A1C"/>
+        <w:spacing w:after="240"/>
+        <w:ind w:left="360"/>
+        <w:rPr>
+          <w:color w:val="BCBEC4"/>
+        </w:rPr>
+      </w:pPr>
+      <w:r>
+        <w:rPr>
+          <w:color w:val="CF8E6D"/>
+        </w:rPr>
+        <w:t xml:space="preserve">import </w:t>
+      </w:r>
+      <w:r>
+        <w:rPr>
+          <w:color w:val="BCBEC4"/>
+        </w:rPr>
+        <w:t>org.junit.jupiter.api.</w:t>
+      </w:r>
+      <w:r>
+        <w:rPr>
+          <w:color w:val="B3AE60"/>
+        </w:rPr>
+        <w:t>Test</w:t>
+      </w:r>
+      <w:r>
+        <w:rPr>
+          <w:color w:val="BCBEC4"/>
+        </w:rPr>
+        <w:t>;</w:t>
+      </w:r>
+      <w:r>
+        <w:rPr>
+          <w:color w:val="BCBEC4"/>
+        </w:rPr>
+        <w:br/>
+      </w:r>
+      <w:r>
+        <w:rPr>
+          <w:color w:val="CF8E6D"/>
+        </w:rPr>
+        <w:t xml:space="preserve">import </w:t>
+      </w:r>
+      <w:r>
+        <w:rPr>
+          <w:color w:val="BCBEC4"/>
+        </w:rPr>
+        <w:t>org.junit.jupiter.params.</w:t>
+      </w:r>
+      <w:r>
+        <w:rPr>
+          <w:color w:val="B3AE60"/>
+        </w:rPr>
+        <w:t>ParameterizedTest</w:t>
+      </w:r>
+      <w:r>
+        <w:rPr>
+          <w:color w:val="BCBEC4"/>
+        </w:rPr>
+        <w:t>;</w:t>
+      </w:r>
+      <w:r>
+        <w:rPr>
+          <w:color w:val="BCBEC4"/>
+        </w:rPr>
+        <w:br/>
+      </w:r>
+      <w:r>
+        <w:rPr>
+          <w:color w:val="CF8E6D"/>
+        </w:rPr>
+        <w:t xml:space="preserve">import </w:t>
+      </w:r>
+      <w:r>
+        <w:rPr>
+          <w:color w:val="BCBEC4"/>
+        </w:rPr>
+        <w:t>org.junit.jupiter.params.provider.</w:t>
+      </w:r>
+      <w:r>
+        <w:rPr>
+          <w:color w:val="B3AE60"/>
+        </w:rPr>
+        <w:t>ValueSource</w:t>
+      </w:r>
+      <w:r>
+        <w:rPr>
+          <w:color w:val="BCBEC4"/>
+        </w:rPr>
+        <w:t>;</w:t>
+      </w:r>
+      <w:r>
+        <w:rPr>
+          <w:color w:val="BCBEC4"/>
+        </w:rPr>
+        <w:br/>
+      </w:r>
+      <w:r>
+        <w:rPr>
+          <w:color w:val="BCBEC4"/>
+        </w:rPr>
+        <w:br/>
+      </w:r>
+      <w:r>
+        <w:rPr>
+          <w:color w:val="BCBEC4"/>
+        </w:rPr>
+        <w:br/>
+      </w:r>
+      <w:r>
+        <w:rPr>
+          <w:color w:val="CF8E6D"/>
+        </w:rPr>
+        <w:t xml:space="preserve">import static </w:t>
+      </w:r>
+      <w:r>
+        <w:rPr>
+          <w:color w:val="BCBEC4"/>
+        </w:rPr>
+        <w:t>org.junit.jupiter.api.Assertions.</w:t>
+      </w:r>
+      <w:r>
+        <w:rPr>
+          <w:i/>
+          <w:iCs/>
+          <w:color w:val="BCBEC4"/>
+        </w:rPr>
+        <w:t>assertFalse</w:t>
+      </w:r>
+      <w:r>
+        <w:rPr>
+          <w:color w:val="BCBEC4"/>
+        </w:rPr>
+        <w:t>;</w:t>
+      </w:r>
+      <w:r>
+        <w:rPr>
+          <w:color w:val="BCBEC4"/>
+        </w:rPr>
+        <w:br/>
+      </w:r>
+      <w:r>
+        <w:rPr>
+          <w:color w:val="CF8E6D"/>
+        </w:rPr>
+        <w:t xml:space="preserve">import static </w:t>
+      </w:r>
+      <w:r>
+        <w:rPr>
+          <w:color w:val="BCBEC4"/>
+        </w:rPr>
+        <w:t>org.junit.jupiter.api.Assertions.</w:t>
+      </w:r>
+      <w:r>
+        <w:rPr>
+          <w:i/>
+          <w:iCs/>
+          <w:color w:val="BCBEC4"/>
+        </w:rPr>
+        <w:t>assertTrue</w:t>
+      </w:r>
+      <w:r>
+        <w:rPr>
+          <w:color w:val="BCBEC4"/>
+        </w:rPr>
+        <w:t>;</w:t>
+      </w:r>
+      <w:r>
+        <w:rPr>
+          <w:color w:val="BCBEC4"/>
+        </w:rPr>
+        <w:br/>
+      </w:r>
+      <w:r>
+        <w:rPr>
+          <w:color w:val="BCBEC4"/>
+        </w:rPr>
+        <w:br/>
+      </w:r>
+      <w:r>
+        <w:rPr>
+          <w:color w:val="BCBEC4"/>
+        </w:rPr>
+        <w:br/>
+      </w:r>
+      <w:r>
+        <w:rPr>
+          <w:color w:val="CF8E6D"/>
+        </w:rPr>
+        <w:t xml:space="preserve">class </w:t>
+      </w:r>
+      <w:r>
+        <w:rPr>
+          <w:color w:val="BCBEC4"/>
+        </w:rPr>
+        <w:t>CalculateTest {</w:t>
+      </w:r>
+      <w:r>
+        <w:rPr>
+          <w:color w:val="BCBEC4"/>
+        </w:rPr>
+        <w:br/>
+      </w:r>
+      <w:r>
+        <w:rPr>
+          <w:color w:val="BCBEC4"/>
+        </w:rPr>
+        <w:br/>
+      </w:r>
+      <w:r>
+        <w:rPr>
+          <w:color w:val="BCBEC4"/>
+        </w:rPr>
+        <w:br/>
+        <w:t xml:space="preserve">    </w:t>
+      </w:r>
+      <w:r>
+        <w:rPr>
+          <w:color w:val="B3AE60"/>
+        </w:rPr>
+        <w:t>@ParameterizedTest</w:t>
+      </w:r>
+      <w:r>
+        <w:rPr>
+          <w:color w:val="B3AE60"/>
+        </w:rPr>
+        <w:br/>
+        <w:t xml:space="preserve">    @ValueSource</w:t>
+      </w:r>
+      <w:r>
+        <w:rPr>
+          <w:color w:val="BCBEC4"/>
+        </w:rPr>
+        <w:t>(strings = {</w:t>
+      </w:r>
+      <w:r>
+        <w:rPr>
+          <w:color w:val="6AAB73"/>
+        </w:rPr>
+        <w:t>"amma"</w:t>
+      </w:r>
+      <w:r>
+        <w:rPr>
+          <w:color w:val="BCBEC4"/>
+        </w:rPr>
+        <w:t xml:space="preserve">, </w:t>
+      </w:r>
+      <w:r>
+        <w:rPr>
+          <w:color w:val="6AAB73"/>
+        </w:rPr>
+        <w:t>"mom"</w:t>
+      </w:r>
+      <w:r>
+        <w:rPr>
+          <w:color w:val="BCBEC4"/>
+        </w:rPr>
+        <w:t xml:space="preserve">, </w:t>
+      </w:r>
+      <w:r>
+        <w:rPr>
+          <w:color w:val="6AAB73"/>
+        </w:rPr>
+        <w:t>"nitin"</w:t>
+      </w:r>
+      <w:r>
+        <w:rPr>
+          <w:color w:val="BCBEC4"/>
+        </w:rPr>
+        <w:t>})</w:t>
+      </w:r>
+      <w:r>
+        <w:rPr>
+          <w:color w:val="BCBEC4"/>
+        </w:rPr>
+        <w:br/>
+        <w:t xml:space="preserve">    </w:t>
+      </w:r>
+      <w:r>
+        <w:rPr>
+          <w:color w:val="CF8E6D"/>
+        </w:rPr>
+        <w:t xml:space="preserve">void </w:t>
+      </w:r>
+      <w:r>
+        <w:rPr>
+          <w:color w:val="56A8F5"/>
+        </w:rPr>
+        <w:t>testPalindromePass</w:t>
+      </w:r>
+      <w:r>
+        <w:rPr>
+          <w:color w:val="BCBEC4"/>
+        </w:rPr>
+        <w:t>(String candidate) {</w:t>
+      </w:r>
+      <w:r>
+        <w:rPr>
+          <w:color w:val="BCBEC4"/>
+        </w:rPr>
+        <w:br/>
+        <w:t xml:space="preserve">        </w:t>
+      </w:r>
+      <w:r>
+        <w:rPr>
+          <w:i/>
+          <w:iCs/>
+          <w:color w:val="BCBEC4"/>
+        </w:rPr>
+        <w:t>assertTrue</w:t>
+      </w:r>
+      <w:r>
+        <w:rPr>
+          <w:color w:val="BCBEC4"/>
+        </w:rPr>
+        <w:t>(Calculate.</w:t>
+      </w:r>
+      <w:r>
+        <w:rPr>
+          <w:i/>
+          <w:iCs/>
+          <w:color w:val="BCBEC4"/>
+        </w:rPr>
+        <w:t>isPalindrome</w:t>
+      </w:r>
+      <w:r>
+        <w:rPr>
+          <w:color w:val="BCBEC4"/>
+        </w:rPr>
+        <w:t>(candidate));</w:t>
+      </w:r>
+      <w:r>
+        <w:rPr>
+          <w:color w:val="BCBEC4"/>
+        </w:rPr>
+        <w:br/>
+        <w:t xml:space="preserve">    }</w:t>
+      </w:r>
+      <w:r>
+        <w:rPr>
+          <w:color w:val="BCBEC4"/>
+        </w:rPr>
+        <w:br/>
+        <w:t xml:space="preserve">    </w:t>
+      </w:r>
+      <w:r>
+        <w:rPr>
+          <w:color w:val="7A7E85"/>
+        </w:rPr>
+        <w:t>//fail</w:t>
+      </w:r>
+      <w:r>
+        <w:rPr>
+          <w:color w:val="7A7E85"/>
+        </w:rPr>
+        <w:br/>
+        <w:t xml:space="preserve">    </w:t>
+      </w:r>
+      <w:r>
+        <w:rPr>
+          <w:color w:val="B3AE60"/>
+        </w:rPr>
+        <w:t>@Test</w:t>
+      </w:r>
+      <w:r>
+        <w:rPr>
+          <w:color w:val="B3AE60"/>
+        </w:rPr>
+        <w:br/>
+        <w:t xml:space="preserve">    </w:t>
+      </w:r>
+      <w:r>
+        <w:rPr>
+          <w:color w:val="CF8E6D"/>
+        </w:rPr>
+        <w:t xml:space="preserve">void </w:t>
+      </w:r>
+      <w:r>
+        <w:rPr>
+          <w:color w:val="56A8F5"/>
+        </w:rPr>
+        <w:t>testPalindromeFail</w:t>
+      </w:r>
+      <w:r>
+        <w:rPr>
+          <w:color w:val="BCBEC4"/>
+        </w:rPr>
+        <w:t>() {</w:t>
+      </w:r>
+      <w:r>
+        <w:rPr>
+          <w:color w:val="BCBEC4"/>
+        </w:rPr>
+        <w:br/>
+        <w:t xml:space="preserve">        </w:t>
+      </w:r>
+      <w:r>
+        <w:rPr>
+          <w:i/>
+          <w:iCs/>
+          <w:color w:val="BCBEC4"/>
+        </w:rPr>
+        <w:t>assertFalse</w:t>
+      </w:r>
+      <w:r>
+        <w:rPr>
+          <w:color w:val="BCBEC4"/>
+        </w:rPr>
+        <w:t>(Calculate.</w:t>
+      </w:r>
+      <w:r>
+        <w:rPr>
+          <w:i/>
+          <w:iCs/>
+          <w:color w:val="BCBEC4"/>
+        </w:rPr>
+        <w:t>isPalindrome</w:t>
+      </w:r>
+      <w:r>
+        <w:rPr>
+          <w:color w:val="BCBEC4"/>
+        </w:rPr>
         <w:t>(</w:t>
       </w:r>
-      <w:proofErr w:type="spellStart"/>
-      <w:r>
-        <w:t>e.getMessage</w:t>
-      </w:r>
-      <w:proofErr w:type="spellEnd"/>
-      <w:r>
-        <w:t>());</w:t>
+      <w:r>
+        <w:rPr>
+          <w:color w:val="6AAB73"/>
+        </w:rPr>
+        <w:t>"hello"</w:t>
+      </w:r>
+      <w:r>
+        <w:rPr>
+          <w:color w:val="BCBEC4"/>
+        </w:rPr>
+        <w:t xml:space="preserve">), </w:t>
+      </w:r>
+      <w:r>
+        <w:rPr>
+          <w:color w:val="6AAB73"/>
+        </w:rPr>
+        <w:t>"Expected true but got false"</w:t>
+      </w:r>
+      <w:r>
+        <w:rPr>
+          <w:color w:val="BCBEC4"/>
+        </w:rPr>
+        <w:t>);</w:t>
+      </w:r>
+      <w:r>
+        <w:rPr>
+          <w:color w:val="BCBEC4"/>
+        </w:rPr>
+        <w:br/>
+        <w:t xml:space="preserve">    }</w:t>
+      </w:r>
+      <w:r>
+        <w:rPr>
+          <w:color w:val="BCBEC4"/>
+        </w:rPr>
+        <w:br/>
+      </w:r>
+      <w:r>
+        <w:rPr>
+          <w:color w:val="BCBEC4"/>
+        </w:rPr>
+        <w:br/>
+      </w:r>
+      <w:r>
+        <w:rPr>
+          <w:color w:val="BCBEC4"/>
+        </w:rPr>
+        <w:br/>
+        <w:t xml:space="preserve">    </w:t>
+      </w:r>
+      <w:r>
+        <w:rPr>
+          <w:color w:val="B3AE60"/>
+        </w:rPr>
+        <w:t>@ParameterizedTest</w:t>
+      </w:r>
+      <w:r>
+        <w:rPr>
+          <w:color w:val="B3AE60"/>
+        </w:rPr>
+        <w:br/>
+        <w:t xml:space="preserve">    @ValueSource</w:t>
+      </w:r>
+      <w:r>
+        <w:rPr>
+          <w:color w:val="BCBEC4"/>
+        </w:rPr>
+        <w:t>(strings = {</w:t>
+      </w:r>
+      <w:r>
+        <w:rPr>
+          <w:color w:val="6AAB73"/>
+        </w:rPr>
+        <w:t>"java"</w:t>
+      </w:r>
+      <w:r>
+        <w:rPr>
+          <w:color w:val="BCBEC4"/>
+        </w:rPr>
+        <w:t xml:space="preserve">, </w:t>
+      </w:r>
+      <w:r>
+        <w:rPr>
+          <w:color w:val="6AAB73"/>
+        </w:rPr>
+        <w:t>"spring"</w:t>
+      </w:r>
+      <w:r>
+        <w:rPr>
+          <w:color w:val="BCBEC4"/>
+        </w:rPr>
+        <w:t xml:space="preserve">, </w:t>
+      </w:r>
+      <w:r>
+        <w:rPr>
+          <w:color w:val="6AAB73"/>
+        </w:rPr>
+        <w:t>"bank"</w:t>
+      </w:r>
+      <w:r>
+        <w:rPr>
+          <w:color w:val="BCBEC4"/>
+        </w:rPr>
+        <w:t>})</w:t>
+      </w:r>
+      <w:r>
+        <w:rPr>
+          <w:color w:val="BCBEC4"/>
+        </w:rPr>
+        <w:br/>
+        <w:t xml:space="preserve">    </w:t>
+      </w:r>
+      <w:r>
+        <w:rPr>
+          <w:color w:val="CF8E6D"/>
+        </w:rPr>
+        <w:t xml:space="preserve">void </w:t>
+      </w:r>
+      <w:r>
+        <w:rPr>
+          <w:color w:val="56A8F5"/>
+        </w:rPr>
+        <w:t>testNotPalindrome</w:t>
+      </w:r>
+      <w:r>
+        <w:rPr>
+          <w:color w:val="BCBEC4"/>
+        </w:rPr>
+        <w:t>(String candidate) {</w:t>
+      </w:r>
+      <w:r>
+        <w:rPr>
+          <w:color w:val="BCBEC4"/>
+        </w:rPr>
+        <w:br/>
+        <w:t xml:space="preserve">        </w:t>
+      </w:r>
+      <w:r>
+        <w:rPr>
+          <w:i/>
+          <w:iCs/>
+          <w:color w:val="BCBEC4"/>
+        </w:rPr>
+        <w:t>assertFalse</w:t>
+      </w:r>
+      <w:r>
+        <w:rPr>
+          <w:color w:val="BCBEC4"/>
+        </w:rPr>
+        <w:t>(Calculate.</w:t>
+      </w:r>
+      <w:r>
+        <w:rPr>
+          <w:i/>
+          <w:iCs/>
+          <w:color w:val="BCBEC4"/>
+        </w:rPr>
+        <w:t>isPalindrome</w:t>
+      </w:r>
+      <w:r>
+        <w:rPr>
+          <w:color w:val="BCBEC4"/>
+        </w:rPr>
+        <w:t>(candidate));</w:t>
+      </w:r>
+      <w:r>
+        <w:rPr>
+          <w:color w:val="BCBEC4"/>
+        </w:rPr>
+        <w:br/>
+        <w:t xml:space="preserve">    }</w:t>
+      </w:r>
+      <w:r>
+        <w:rPr>
+          <w:color w:val="BCBEC4"/>
+        </w:rPr>
+        <w:br/>
+        <w:t>}</w:t>
+      </w:r>
+    </w:p>
+    <w:p>
+      <w:pPr>
+        <w:pStyle w:val="HTMLPreformatted"/>
+        <w:shd w:val="clear" w:color="auto" w:fill="191A1C"/>
+        <w:rPr>
+          <w:color w:val="BCBEC4"/>
+        </w:rPr>
+      </w:pPr>
+      <w:r>
+        <w:rPr>
+          <w:color w:val="CF8E6D"/>
+        </w:rPr>
+        <w:t xml:space="preserve">public class </w:t>
+      </w:r>
+      <w:r>
+        <w:rPr>
+          <w:color w:val="BCBEC4"/>
+        </w:rPr>
+        <w:t>Calculate {</w:t>
+      </w:r>
+      <w:r>
+        <w:rPr>
+          <w:color w:val="BCBEC4"/>
+        </w:rPr>
+        <w:br/>
+      </w:r>
+      <w:r>
+        <w:rPr>
+          <w:color w:val="BCBEC4"/>
+        </w:rPr>
+        <w:br/>
+        <w:t xml:space="preserve">    </w:t>
+      </w:r>
+      <w:r>
+        <w:rPr>
+          <w:color w:val="7A7E85"/>
+        </w:rPr>
+        <w:t>// Palindrome method required by CalculateTest</w:t>
+      </w:r>
+      <w:r>
+        <w:rPr>
+          <w:color w:val="7A7E85"/>
+        </w:rPr>
+        <w:br/>
+        <w:t xml:space="preserve">    </w:t>
+      </w:r>
+      <w:r>
+        <w:rPr>
+          <w:color w:val="CF8E6D"/>
+        </w:rPr>
+        <w:t xml:space="preserve">public static boolean </w:t>
+      </w:r>
+      <w:r>
+        <w:rPr>
+          <w:color w:val="56A8F5"/>
+        </w:rPr>
+        <w:t>isPalindrome</w:t>
+      </w:r>
+      <w:r>
+        <w:rPr>
+          <w:color w:val="BCBEC4"/>
+        </w:rPr>
+        <w:t>(String candidate) {</w:t>
+      </w:r>
+      <w:r>
+        <w:rPr>
+          <w:color w:val="BCBEC4"/>
+        </w:rPr>
+        <w:br/>
+        <w:t xml:space="preserve">        String reverse = </w:t>
+      </w:r>
+      <w:r>
+        <w:rPr>
+          <w:color w:val="CF8E6D"/>
+        </w:rPr>
+        <w:t xml:space="preserve">new </w:t>
+      </w:r>
+      <w:r>
+        <w:rPr>
+          <w:color w:val="BCBEC4"/>
+        </w:rPr>
+        <w:t>StringBuilder(candidate).reverse().toString();</w:t>
+      </w:r>
+      <w:r>
+        <w:rPr>
+          <w:color w:val="BCBEC4"/>
+        </w:rPr>
+        <w:br/>
+        <w:t xml:space="preserve">        </w:t>
+      </w:r>
+      <w:r>
+        <w:rPr>
+          <w:color w:val="CF8E6D"/>
+        </w:rPr>
+        <w:t xml:space="preserve">return </w:t>
+      </w:r>
+      <w:r>
+        <w:rPr>
+          <w:color w:val="BCBEC4"/>
+        </w:rPr>
+        <w:t>candidate.equalsIgnoreCase(reverse);</w:t>
+      </w:r>
+      <w:r>
+        <w:rPr>
+          <w:color w:val="BCBEC4"/>
+        </w:rPr>
+        <w:br/>
+        <w:t xml:space="preserve">    }</w:t>
+      </w:r>
+      <w:r>
+        <w:rPr>
+          <w:color w:val="BCBEC4"/>
+        </w:rPr>
+        <w:br/>
+      </w:r>
+      <w:r>
+        <w:rPr>
+          <w:color w:val="BCBEC4"/>
+        </w:rPr>
+        <w:br/>
+        <w:t xml:space="preserve">    </w:t>
+      </w:r>
+      <w:r>
+        <w:rPr>
+          <w:color w:val="CF8E6D"/>
+        </w:rPr>
+        <w:t xml:space="preserve">public static void </w:t>
+      </w:r>
+      <w:r>
+        <w:rPr>
+          <w:color w:val="56A8F5"/>
+        </w:rPr>
+        <w:t>main</w:t>
+      </w:r>
+      <w:r>
+        <w:rPr>
+          <w:color w:val="BCBEC4"/>
+        </w:rPr>
+        <w:t>(String[] args) {</w:t>
+      </w:r>
+      <w:r>
+        <w:rPr>
+          <w:color w:val="BCBEC4"/>
+        </w:rPr>
+        <w:br/>
+        <w:t xml:space="preserve">        </w:t>
+      </w:r>
+      <w:r>
+        <w:rPr>
+          <w:color w:val="7A7E85"/>
+        </w:rPr>
+        <w:t>// Palindrome example</w:t>
+      </w:r>
+      <w:r>
+        <w:rPr>
+          <w:color w:val="7A7E85"/>
+        </w:rPr>
+        <w:br/>
+        <w:t xml:space="preserve">        </w:t>
+      </w:r>
+      <w:r>
+        <w:rPr>
+          <w:color w:val="BCBEC4"/>
+        </w:rPr>
+        <w:t xml:space="preserve">String word = </w:t>
+      </w:r>
+      <w:r>
+        <w:rPr>
+          <w:color w:val="6AAB73"/>
+        </w:rPr>
+        <w:t>"amma"</w:t>
+      </w:r>
+      <w:r>
+        <w:rPr>
+          <w:color w:val="BCBEC4"/>
+        </w:rPr>
+        <w:t>;</w:t>
+      </w:r>
+      <w:r>
+        <w:rPr>
+          <w:color w:val="BCBEC4"/>
+        </w:rPr>
+        <w:br/>
+        <w:t xml:space="preserve">        System.</w:t>
+      </w:r>
+      <w:r>
+        <w:rPr>
+          <w:i/>
+          <w:iCs/>
+          <w:color w:val="C77DBB"/>
+        </w:rPr>
+        <w:t>out</w:t>
+      </w:r>
+      <w:r>
+        <w:rPr>
+          <w:color w:val="BCBEC4"/>
+        </w:rPr>
+        <w:t xml:space="preserve">.println(word + </w:t>
+      </w:r>
+      <w:r>
+        <w:rPr>
+          <w:color w:val="6AAB73"/>
+        </w:rPr>
+        <w:t xml:space="preserve">" is palindrome: " </w:t>
+      </w:r>
+      <w:r>
+        <w:rPr>
+          <w:color w:val="BCBEC4"/>
+        </w:rPr>
+        <w:t>+ Calculate.</w:t>
+      </w:r>
+      <w:r>
+        <w:rPr>
+          <w:i/>
+          <w:iCs/>
+          <w:color w:val="BCBEC4"/>
+        </w:rPr>
+        <w:t>isPalindrome</w:t>
+      </w:r>
+      <w:r>
+        <w:rPr>
+          <w:color w:val="BCBEC4"/>
+        </w:rPr>
+        <w:t>(word));</w:t>
+      </w:r>
+      <w:r>
+        <w:rPr>
+          <w:color w:val="BCBEC4"/>
+        </w:rPr>
+        <w:br/>
+      </w:r>
+      <w:r>
+        <w:rPr>
+          <w:color w:val="BCBEC4"/>
+        </w:rPr>
+        <w:lastRenderedPageBreak/>
+        <w:t xml:space="preserve">    }</w:t>
+      </w:r>
+      <w:r>
+        <w:rPr>
+          <w:color w:val="BCBEC4"/>
+        </w:rPr>
+        <w:br/>
+        <w:t>}</w:t>
+      </w:r>
+    </w:p>
+    <w:p>
+      <w:pPr>
+        <w:pStyle w:val="HTMLPreformatted"/>
+        <w:shd w:val="clear" w:color="auto" w:fill="191A1C"/>
+        <w:spacing w:after="240"/>
+        <w:ind w:left="360"/>
+        <w:rPr>
+          <w:color w:val="BCBEC4"/>
+        </w:rPr>
+      </w:pPr>
+    </w:p>
+    <w:p/>
+    <w:p>
+      <w:pPr>
+        <w:pStyle w:val="ListParagraph"/>
+        <w:numPr>
+          <w:ilvl w:val="0"/>
+          <w:numId w:val="3"/>
+        </w:numPr>
+      </w:pPr>
+      <w:r>
+        <w:t>Junit5</w:t>
+      </w:r>
+    </w:p>
+    <w:p>
+      <w:pPr>
+        <w:pStyle w:val="ListParagraph"/>
+      </w:pPr>
+      <w:r>
+        <w:t xml:space="preserve">Junit5 introduced the lifecyle for each test lifecycle. It is handled by annotations. Each test method must have @test annotation to indicate the test method. </w:t>
+      </w:r>
+    </w:p>
+    <w:p>
+      <w:pPr>
+        <w:pStyle w:val="ListParagraph"/>
+        <w:numPr>
+          <w:ilvl w:val="0"/>
+          <w:numId w:val="3"/>
+        </w:numPr>
+      </w:pPr>
+      <w:r>
+        <w:t>OP</w:t>
+      </w:r>
+    </w:p>
+    <w:p>
+      <w:pPr>
+        <w:pStyle w:val="ListParagraph"/>
+      </w:pPr>
+      <w:r>
+        <w:t xml:space="preserve"> </w:t>
+      </w:r>
+      <w:r>
+        <w:tab/>
+      </w:r>
+      <w:r>
+        <w:t>package Junit;</w:t>
+      </w:r>
+    </w:p>
+    <w:p>
+      <w:pPr>
+        <w:pStyle w:val="ListParagraph"/>
+      </w:pPr>
+    </w:p>
+    <w:p>
+      <w:pPr>
+        <w:pStyle w:val="ListParagraph"/>
+      </w:pPr>
+      <w:r>
+        <w:t>import org.junit.jupiter.api.Test;</w:t>
+      </w:r>
+    </w:p>
+    <w:p>
+      <w:pPr>
+        <w:pStyle w:val="ListParagraph"/>
+      </w:pPr>
+      <w:r>
+        <w:t>import static org.junit.jupiter.api.Assertions.</w:t>
+      </w:r>
+      <w:r>
+        <w:rPr>
+          <w:i/>
+          <w:iCs/>
+        </w:rPr>
+        <w:t>assertTimeout</w:t>
+      </w:r>
+      <w:r>
+        <w:t>;</w:t>
+      </w:r>
+    </w:p>
+    <w:p>
+      <w:pPr>
+        <w:pStyle w:val="ListParagraph"/>
+      </w:pPr>
+      <w:r>
+        <w:t>import java.time.Duration;</w:t>
+      </w:r>
+    </w:p>
+    <w:p>
+      <w:pPr>
+        <w:pStyle w:val="ListParagraph"/>
+      </w:pPr>
+    </w:p>
+    <w:p>
+      <w:pPr>
+        <w:pStyle w:val="ListParagraph"/>
+      </w:pPr>
+      <w:r>
+        <w:t>class Demo06_TimeoutTest_PerformanceCheck {</w:t>
+      </w:r>
+    </w:p>
+    <w:p>
+      <w:pPr>
+        <w:pStyle w:val="ListParagraph"/>
+      </w:pPr>
+      <w:r>
+        <w:t>   @Test</w:t>
+      </w:r>
+    </w:p>
+    <w:p>
+      <w:pPr>
+        <w:pStyle w:val="ListParagraph"/>
+      </w:pPr>
+      <w:r>
+        <w:t>   void testQuickExecutionPass() {</w:t>
+      </w:r>
+    </w:p>
+    <w:p>
+      <w:pPr>
+        <w:pStyle w:val="ListParagraph"/>
+      </w:pPr>
+      <w:r>
+        <w:t>       Demo06_PerformanceService service = new Demo06_PerformanceService();</w:t>
+      </w:r>
+    </w:p>
+    <w:p>
+      <w:pPr>
+        <w:pStyle w:val="ListParagraph"/>
+      </w:pPr>
+      <w:r>
+        <w:t>       </w:t>
+      </w:r>
+      <w:r>
+        <w:rPr>
+          <w:i/>
+          <w:iCs/>
+        </w:rPr>
+        <w:t>assertTimeout</w:t>
+      </w:r>
+      <w:r>
+        <w:t>(Duration.</w:t>
+      </w:r>
+      <w:r>
+        <w:rPr>
+          <w:i/>
+          <w:iCs/>
+        </w:rPr>
+        <w:t>ofMillis</w:t>
+      </w:r>
+      <w:r>
+        <w:t>(500), () -&gt; {</w:t>
+      </w:r>
+    </w:p>
+    <w:p>
+      <w:pPr>
+        <w:pStyle w:val="ListParagraph"/>
+      </w:pPr>
+      <w:r>
+        <w:t>           service.quickOperation(); // completes in 100ms</w:t>
+      </w:r>
+    </w:p>
+    <w:p>
+      <w:pPr>
+        <w:pStyle w:val="ListParagraph"/>
+      </w:pPr>
+      <w:r>
+        <w:t>       });</w:t>
+      </w:r>
+    </w:p>
+    <w:p>
+      <w:pPr>
+        <w:pStyle w:val="ListParagraph"/>
+      </w:pPr>
+      <w:r>
+        <w:t>   }</w:t>
+      </w:r>
+    </w:p>
+    <w:p>
+      <w:pPr>
+        <w:pStyle w:val="ListParagraph"/>
+      </w:pPr>
+      <w:r>
+        <w:t>   //fails</w:t>
+      </w:r>
+    </w:p>
+    <w:p>
+      <w:pPr>
+        <w:pStyle w:val="ListParagraph"/>
+      </w:pPr>
+      <w:r>
+        <w:t>   @Test</w:t>
+      </w:r>
+    </w:p>
+    <w:p>
+      <w:pPr>
+        <w:pStyle w:val="ListParagraph"/>
+      </w:pPr>
+      <w:r>
+        <w:t>   void testSlowExecutionFail() {</w:t>
+      </w:r>
+    </w:p>
+    <w:p>
+      <w:pPr>
+        <w:pStyle w:val="ListParagraph"/>
+      </w:pPr>
+      <w:r>
+        <w:t>       Demo06_PerformanceService service = new Demo06_PerformanceService();</w:t>
+      </w:r>
+    </w:p>
+    <w:p>
+      <w:pPr>
+        <w:pStyle w:val="ListParagraph"/>
+      </w:pPr>
+      <w:r>
+        <w:t>       </w:t>
+      </w:r>
+      <w:r>
+        <w:rPr>
+          <w:i/>
+          <w:iCs/>
+        </w:rPr>
+        <w:t>assertTimeout</w:t>
+      </w:r>
+      <w:r>
+        <w:t>(Duration.</w:t>
+      </w:r>
+      <w:r>
+        <w:rPr>
+          <w:i/>
+          <w:iCs/>
+        </w:rPr>
+        <w:t>ofMillis</w:t>
+      </w:r>
+      <w:r>
+        <w:t>(500), () -&gt; {</w:t>
+      </w:r>
+    </w:p>
+    <w:p>
+      <w:pPr>
+        <w:pStyle w:val="ListParagraph"/>
+      </w:pPr>
+      <w:r>
+        <w:t>           service.slowOperation(); // takes 1000ms, exceeds timeout</w:t>
+      </w:r>
+    </w:p>
+    <w:p>
+      <w:pPr>
+        <w:pStyle w:val="ListParagraph"/>
+      </w:pPr>
+      <w:r>
+        <w:t>       });</w:t>
+      </w:r>
+    </w:p>
+    <w:p>
+      <w:pPr>
+        <w:pStyle w:val="ListParagraph"/>
+      </w:pPr>
+      <w:r>
+        <w:t>   }</w:t>
+      </w:r>
+    </w:p>
+    <w:p>
+      <w:pPr>
+        <w:pStyle w:val="ListParagraph"/>
+      </w:pPr>
+    </w:p>
+    <w:p>
+      <w:pPr>
+        <w:pStyle w:val="ListParagraph"/>
+      </w:pPr>
+      <w:r>
+        <w:t>  //fails</w:t>
+      </w:r>
+    </w:p>
+    <w:p>
+      <w:pPr>
+        <w:pStyle w:val="ListParagraph"/>
+      </w:pPr>
+      <w:r>
+        <w:t>   @Test</w:t>
+      </w:r>
+    </w:p>
+    <w:p>
+      <w:pPr>
+        <w:pStyle w:val="ListParagraph"/>
+      </w:pPr>
+      <w:r>
+        <w:t>   void testUnrealisticTimeoutFail() {</w:t>
+      </w:r>
+    </w:p>
+    <w:p>
+      <w:pPr>
+        <w:pStyle w:val="ListParagraph"/>
+      </w:pPr>
+      <w:r>
+        <w:t>       Demo06_PerformanceService service = new Demo06_PerformanceService();</w:t>
+      </w:r>
+    </w:p>
+    <w:p>
+      <w:pPr>
+        <w:pStyle w:val="ListParagraph"/>
+      </w:pPr>
+      <w:r>
+        <w:t>       </w:t>
+      </w:r>
+      <w:r>
+        <w:rPr>
+          <w:i/>
+          <w:iCs/>
+        </w:rPr>
+        <w:t>assertTimeout</w:t>
+      </w:r>
+      <w:r>
+        <w:t>(Duration.</w:t>
+      </w:r>
+      <w:r>
+        <w:rPr>
+          <w:i/>
+          <w:iCs/>
+        </w:rPr>
+        <w:t>ofMillis</w:t>
+      </w:r>
+      <w:r>
+        <w:t>(50), () -&gt; {</w:t>
+      </w:r>
+    </w:p>
+    <w:p>
+      <w:pPr>
+        <w:pStyle w:val="ListParagraph"/>
+      </w:pPr>
+      <w:r>
+        <w:t>           service.quickOperation(); // takes ~100ms, exceeds 50ms</w:t>
+      </w:r>
+    </w:p>
+    <w:p>
+      <w:pPr>
+        <w:pStyle w:val="ListParagraph"/>
+      </w:pPr>
+      <w:r>
+        <w:t>       });</w:t>
+      </w:r>
+    </w:p>
+    <w:p>
+      <w:pPr>
+        <w:pStyle w:val="ListParagraph"/>
+      </w:pPr>
+      <w:r>
+        <w:t>   }</w:t>
+      </w:r>
+    </w:p>
+    <w:p>
+      <w:pPr>
+        <w:pStyle w:val="ListParagraph"/>
+      </w:pPr>
+      <w:r>
+        <w:t>}</w:t>
+      </w:r>
+    </w:p>
+    <w:p>
+      <w:pPr>
+        <w:pStyle w:val="ListParagraph"/>
+      </w:pPr>
+      <w:r>
+        <w:lastRenderedPageBreak/>
+        <w:t>public class TimeOut {</w:t>
+      </w:r>
+      <w:r>
+        <w:br/>
+      </w:r>
+      <w:r>
+        <w:br/>
+        <w:t xml:space="preserve">    public void quickOperation() {</w:t>
+      </w:r>
+      <w:r>
+        <w:br/>
+        <w:t xml:space="preserve">        try {</w:t>
+      </w:r>
+      <w:r>
+        <w:br/>
+        <w:t xml:space="preserve">            Thread.</w:t>
+      </w:r>
+      <w:r>
+        <w:rPr>
+          <w:i/>
+          <w:iCs/>
+        </w:rPr>
+        <w:t>sleep</w:t>
+      </w:r>
+      <w:r>
+        <w:t>(100); // 100 milliseconds</w:t>
+      </w:r>
+      <w:r>
+        <w:br/>
+        <w:t xml:space="preserve">        } catch (InterruptedException e) {</w:t>
+      </w:r>
+      <w:r>
+        <w:br/>
+        <w:t xml:space="preserve">            Thread.</w:t>
+      </w:r>
+      <w:r>
+        <w:rPr>
+          <w:i/>
+          <w:iCs/>
+        </w:rPr>
+        <w:t>currentThread</w:t>
+      </w:r>
+      <w:r>
+        <w:t>().interrupt();</w:t>
       </w:r>
       <w:r>
         <w:br/>
@@ -1555,14 +2542,530 @@
         <w:br/>
       </w:r>
       <w:r>
+        <w:br/>
+        <w:t xml:space="preserve">    public void slowOperation() {</w:t>
+      </w:r>
+      <w:r>
+        <w:br/>
+        <w:t xml:space="preserve">        try {</w:t>
+      </w:r>
+      <w:r>
+        <w:br/>
+        <w:t xml:space="preserve">            Thread.</w:t>
+      </w:r>
+      <w:r>
+        <w:rPr>
+          <w:i/>
+          <w:iCs/>
+        </w:rPr>
+        <w:t>sleep</w:t>
+      </w:r>
+      <w:r>
+        <w:t>(1000); // 1000 milliseconds</w:t>
+      </w:r>
+      <w:r>
+        <w:br/>
+        <w:t xml:space="preserve">        } catch (InterruptedException e) {</w:t>
+      </w:r>
+      <w:r>
+        <w:br/>
+        <w:t xml:space="preserve">            Thread.</w:t>
+      </w:r>
+      <w:r>
+        <w:rPr>
+          <w:i/>
+          <w:iCs/>
+        </w:rPr>
+        <w:t>currentThread</w:t>
+      </w:r>
+      <w:r>
+        <w:t>().interrupt();</w:t>
+      </w:r>
+      <w:r>
+        <w:br/>
+        <w:t xml:space="preserve">        }</w:t>
+      </w:r>
+      <w:r>
+        <w:br/>
+        <w:t xml:space="preserve">    }</w:t>
+      </w:r>
+      <w:r>
+        <w:br/>
+      </w:r>
+      <w:r>
+        <w:br/>
+        <w:t xml:space="preserve">    public static void main(String[] args) {</w:t>
+      </w:r>
+      <w:r>
+        <w:br/>
+      </w:r>
+      <w:r>
+        <w:br/>
+        <w:t xml:space="preserve">        TimeOut service = new TimeOut();</w:t>
+      </w:r>
+      <w:r>
+        <w:br/>
+      </w:r>
+      <w:r>
+        <w:br/>
+        <w:t xml:space="preserve">        System.</w:t>
+      </w:r>
+      <w:r>
+        <w:rPr>
+          <w:i/>
+          <w:iCs/>
+        </w:rPr>
+        <w:t>out</w:t>
+      </w:r>
+      <w:r>
+        <w:t>.println("Quick operation started");</w:t>
+      </w:r>
+      <w:r>
+        <w:br/>
+        <w:t xml:space="preserve">        service.quickOperation();</w:t>
+      </w:r>
+      <w:r>
+        <w:br/>
+        <w:t xml:space="preserve">        System.</w:t>
+      </w:r>
+      <w:r>
+        <w:rPr>
+          <w:i/>
+          <w:iCs/>
+        </w:rPr>
+        <w:t>out</w:t>
+      </w:r>
+      <w:r>
+        <w:t>.println("Quick operation completed");</w:t>
+      </w:r>
+      <w:r>
+        <w:br/>
+      </w:r>
+      <w:r>
+        <w:br/>
+        <w:t xml:space="preserve">        System.</w:t>
+      </w:r>
+      <w:r>
+        <w:rPr>
+          <w:i/>
+          <w:iCs/>
+        </w:rPr>
+        <w:t>out</w:t>
+      </w:r>
+      <w:r>
+        <w:t>.println("Slow operation started");</w:t>
+      </w:r>
+      <w:r>
+        <w:br/>
+        <w:t xml:space="preserve">        service.slowOperation();</w:t>
+      </w:r>
+      <w:r>
+        <w:br/>
+        <w:t xml:space="preserve">        System.</w:t>
+      </w:r>
+      <w:r>
+        <w:rPr>
+          <w:i/>
+          <w:iCs/>
+        </w:rPr>
+        <w:t>out</w:t>
+      </w:r>
+      <w:r>
+        <w:t>.println("Slow operation completed");</w:t>
+      </w:r>
+      <w:r>
+        <w:br/>
+        <w:t xml:space="preserve">    }</w:t>
+      </w:r>
+      <w:r>
+        <w:br/>
+        <w:t>}</w:t>
+      </w:r>
+    </w:p>
+    <w:p>
+      <w:pPr>
+        <w:pStyle w:val="ListParagraph"/>
+      </w:pPr>
+    </w:p>
+    <w:p>
+      <w:pPr>
+        <w:ind w:left="360"/>
+      </w:pPr>
+      <w:r>
+        <w:t>7</w:t>
+      </w:r>
+      <w:r>
+        <w:t xml:space="preserve"> </w:t>
+      </w:r>
+      <w:r>
+        <w:t>Assertions in junit5</w:t>
+      </w:r>
+    </w:p>
+    <w:p>
+      <w:pPr>
+        <w:pStyle w:val="ListParagraph"/>
+      </w:pPr>
+      <w:r>
+        <w:t>A</w:t>
+      </w:r>
+      <w:r>
+        <w:t>ssertions are methods used to verify that the actual result of your code matches the expected result. If an assertion fails, the test fails and JUnit reports the difference.</w:t>
+      </w:r>
+    </w:p>
+    <w:p>
+      <w:pPr>
+        <w:ind w:left="360"/>
+      </w:pPr>
+      <w:r>
+        <w:t>8.</w:t>
+      </w:r>
+      <w:r>
+        <w:t>Time testerformance</w:t>
+      </w:r>
+    </w:p>
+    <w:p>
+      <w:pPr>
+        <w:ind w:left="720" w:firstLine="720"/>
+      </w:pPr>
+      <w:r>
+        <w:t xml:space="preserve">In junit5 </w:t>
+      </w:r>
+      <w:r>
+        <w:t xml:space="preserve">, </w:t>
+      </w:r>
+      <w:r>
+        <w:t xml:space="preserve">there will be some </w:t>
+      </w:r>
+      <w:r>
+        <w:t> time test performance means checking</w:t>
+      </w:r>
+      <w:r>
+        <w:t xml:space="preserve"> </w:t>
+      </w:r>
+      <w:r>
+        <w:t>whether a test method completes execution within a specified time limit</w:t>
+      </w:r>
+      <w:r>
+        <w:t>.</w:t>
+      </w:r>
+      <w:r>
+        <w:t xml:space="preserve"> </w:t>
+      </w:r>
+    </w:p>
+    <w:p>
+      <w:r>
         <w:lastRenderedPageBreak/>
-        <w:t>}</w:t>
-      </w:r>
-      <w:r>
-        <w:br/>
-      </w:r>
-      <w:r>
-        <w:br/>
+        <w:t xml:space="preserve">        9.PP</w:t>
+      </w:r>
+    </w:p>
+    <w:p>
+      <w:r>
+        <w:t xml:space="preserve">        10.</w:t>
+      </w:r>
+      <w:r>
+        <w:t>Different types of junit5 tests</w:t>
+      </w:r>
+    </w:p>
+    <w:p>
+      <w:pPr>
+        <w:pStyle w:val="ListParagraph"/>
+      </w:pPr>
+      <w:r>
+        <w:t> Parameterized Tests, Normal Unit Tests, Positive Tests, Negative Tests, and a Deliberately Failing Test Case.</w:t>
+      </w:r>
+    </w:p>
+    <w:p>
+      <w:r>
+        <w:t xml:space="preserve">         11.</w:t>
+      </w:r>
+      <w:r>
+        <w:t xml:space="preserve"> JVM diagram</w:t>
+      </w:r>
+    </w:p>
+    <w:p>
+      <w:r>
+        <w:tab/>
+      </w:r>
+      <w:r>
+        <w:t xml:space="preserve">                 Java Program (.java)</w:t>
+      </w:r>
+    </w:p>
+    <w:p>
+      <w:r>
+        <w:t xml:space="preserve">                         |</w:t>
+      </w:r>
+    </w:p>
+    <w:p>
+      <w:r>
+        <w:t xml:space="preserve">                         |</w:t>
+      </w:r>
+    </w:p>
+    <w:p>
+      <w:r>
+        <w:t xml:space="preserve">                    Java Compiler</w:t>
+      </w:r>
+    </w:p>
+    <w:p>
+      <w:r>
+        <w:t xml:space="preserve">                       (javac)</w:t>
+      </w:r>
+    </w:p>
+    <w:p>
+      <w:r>
+        <w:t xml:space="preserve">                         |</w:t>
+      </w:r>
+    </w:p>
+    <w:p>
+      <w:r>
+        <w:t xml:space="preserve">                         ↓</w:t>
+      </w:r>
+    </w:p>
+    <w:p>
+      <w:r>
+        <w:t xml:space="preserve">                 Bytecode (.class file)</w:t>
+      </w:r>
+    </w:p>
+    <w:p>
+      <w:r>
+        <w:t xml:space="preserve">                         |</w:t>
+      </w:r>
+    </w:p>
+    <w:p>
+      <w:r>
+        <w:t xml:space="preserve">                         ↓</w:t>
+      </w:r>
+    </w:p>
+    <w:p>
+      <w:r>
+        <w:t xml:space="preserve">              +-----------------------+</w:t>
+      </w:r>
+    </w:p>
+    <w:p>
+      <w:r>
+        <w:t xml:space="preserve">              |          JVM          |</w:t>
+      </w:r>
+    </w:p>
+    <w:p>
+      <w:r>
+        <w:t xml:space="preserve">              +-----------------------+</w:t>
+      </w:r>
+    </w:p>
+    <w:p>
+      <w:r>
+        <w:t xml:space="preserve">              |                       |</w:t>
+      </w:r>
+    </w:p>
+    <w:p>
+      <w:r>
+        <w:t xml:space="preserve">              |   Class Loader        |</w:t>
+      </w:r>
+    </w:p>
+    <w:p>
+      <w:r>
+        <w:t xml:space="preserve">              |                       |</w:t>
+      </w:r>
+    </w:p>
+    <w:p>
+      <w:r>
+        <w:t xml:space="preserve">              +-----------+-----------+</w:t>
+      </w:r>
+    </w:p>
+    <w:p>
+      <w:r>
+        <w:t xml:space="preserve">                          |</w:t>
+      </w:r>
+    </w:p>
+    <w:p>
+      <w:r>
+        <w:t xml:space="preserve">                          ↓</w:t>
+      </w:r>
+    </w:p>
+    <w:p>
+      <w:r>
+        <w:t xml:space="preserve">              +-----------------------+</w:t>
+      </w:r>
+    </w:p>
+    <w:p>
+      <w:r>
+        <w:t xml:space="preserve">              | Runtime Data Areas    |</w:t>
+      </w:r>
+    </w:p>
+    <w:p>
+      <w:r>
+        <w:t xml:space="preserve">              +-----------------------+</w:t>
+      </w:r>
+    </w:p>
+    <w:p>
+      <w:r>
+        <w:t xml:space="preserve">              |                       |</w:t>
+      </w:r>
+    </w:p>
+    <w:p>
+      <w:r>
+        <w:lastRenderedPageBreak/>
+        <w:t xml:space="preserve">              |  1. Method Area       |</w:t>
+      </w:r>
+    </w:p>
+    <w:p>
+      <w:r>
+        <w:t xml:space="preserve">              |  2. Heap Memory       |</w:t>
+      </w:r>
+    </w:p>
+    <w:p>
+      <w:r>
+        <w:t xml:space="preserve">              |  3. Java Stack        |</w:t>
+      </w:r>
+    </w:p>
+    <w:p>
+      <w:r>
+        <w:t xml:space="preserve">              |  4. PC Register       |</w:t>
+      </w:r>
+    </w:p>
+    <w:p>
+      <w:r>
+        <w:t xml:space="preserve">              |  5. Native Method     |</w:t>
+      </w:r>
+    </w:p>
+    <w:p>
+      <w:r>
+        <w:t xml:space="preserve">              |     Stack             |</w:t>
+      </w:r>
+    </w:p>
+    <w:p>
+      <w:r>
+        <w:t xml:space="preserve">              |                       |</w:t>
+      </w:r>
+    </w:p>
+    <w:p>
+      <w:r>
+        <w:t xml:space="preserve">              +-----------+-----------+</w:t>
+      </w:r>
+    </w:p>
+    <w:p>
+      <w:r>
+        <w:t xml:space="preserve">                          |</w:t>
+      </w:r>
+    </w:p>
+    <w:p>
+      <w:r>
+        <w:t xml:space="preserve">                          ↓</w:t>
+      </w:r>
+    </w:p>
+    <w:p>
+      <w:r>
+        <w:t xml:space="preserve">              +-----------------------+</w:t>
+      </w:r>
+    </w:p>
+    <w:p>
+      <w:r>
+        <w:t xml:space="preserve">              | Execution Engine      |</w:t>
+      </w:r>
+    </w:p>
+    <w:p>
+      <w:r>
+        <w:t xml:space="preserve">              +-----------------------+</w:t>
+      </w:r>
+    </w:p>
+    <w:p>
+      <w:r>
+        <w:t xml:space="preserve">              |                       |</w:t>
+      </w:r>
+    </w:p>
+    <w:p>
+      <w:r>
+        <w:t xml:space="preserve">              |  Interpreter          |</w:t>
+      </w:r>
+    </w:p>
+    <w:p>
+      <w:r>
+        <w:t xml:space="preserve">              |  JIT Compiler         |</w:t>
+      </w:r>
+    </w:p>
+    <w:p>
+      <w:r>
+        <w:t xml:space="preserve">              |  Garbage Collector    |</w:t>
+      </w:r>
+    </w:p>
+    <w:p>
+      <w:r>
+        <w:t xml:space="preserve">              |                       |</w:t>
+      </w:r>
+    </w:p>
+    <w:p>
+      <w:r>
+        <w:t xml:space="preserve">              +-----------+-----------+</w:t>
+      </w:r>
+    </w:p>
+    <w:p>
+      <w:r>
+        <w:t xml:space="preserve">                          |</w:t>
+      </w:r>
+    </w:p>
+    <w:p>
+      <w:r>
+        <w:t xml:space="preserve">                          ↓</w:t>
+      </w:r>
+    </w:p>
+    <w:p>
+      <w:r>
+        <w:t xml:space="preserve">              +-----------------------+</w:t>
+      </w:r>
+    </w:p>
+    <w:p>
+      <w:r>
+        <w:t xml:space="preserve">              | Native Interface      |</w:t>
+      </w:r>
+    </w:p>
+    <w:p>
+      <w:r>
+        <w:t xml:space="preserve">              | (JNI)                 |</w:t>
+      </w:r>
+    </w:p>
+    <w:p>
+      <w:r>
+        <w:t xml:space="preserve">              +-----------+-----------+</w:t>
+      </w:r>
+    </w:p>
+    <w:p>
+      <w:r>
+        <w:t xml:space="preserve">                          |</w:t>
+      </w:r>
+    </w:p>
+    <w:p>
+      <w:r>
+        <w:t xml:space="preserve">                          ↓</w:t>
+      </w:r>
+    </w:p>
+    <w:p>
+      <w:r>
+        <w:t xml:space="preserve">              Native Libraries / OS</w:t>
+      </w:r>
+    </w:p>
+    <w:p>
+      <w:r>
+        <w:lastRenderedPageBreak/>
+        <w:t xml:space="preserve">12. </w:t>
+      </w:r>
+      <w:r>
+        <w:t>Enum uses</w:t>
+      </w:r>
+    </w:p>
+    <w:p>
+      <w:r>
+        <w:tab/>
+      </w:r>
+      <w:r>
+        <w:t>An enum</w:t>
+      </w:r>
+      <w:r>
+        <w:rPr>
+          <w:b/>
+          <w:bCs/>
+        </w:rPr>
+        <w:t> </w:t>
+      </w:r>
+      <w:r>
+        <w:t>is a special Java type used to define a fixed set of constant values. It improves code readability, prevents invalid values, and makes programs easier to maintain.</w:t>
       </w:r>
       <w:r>
         <w:br/>
@@ -1766,11 +3269,103 @@
       </w:pPr>
     </w:lvl>
   </w:abstractNum>
+  <w:abstractNum w:abstractNumId="2" w15:restartNumberingAfterBreak="0">
+    <w:nsid w:val="65ED6FF9"/>
+    <w:multiLevelType w:val="hybridMultilevel"/>
+    <w:tmpl w:val="32D6A5B0"/>
+    <w:lvl w:ilvl="0" w:tplc="4009000F">
+      <w:start w:val="4"/>
+      <w:numFmt w:val="decimal"/>
+      <w:lvlText w:val="%1."/>
+      <w:lvlJc w:val="left"/>
+      <w:pPr>
+        <w:ind w:left="720" w:hanging="360"/>
+      </w:pPr>
+      <w:rPr>
+        <w:rFonts w:hint="default"/>
+      </w:rPr>
+    </w:lvl>
+    <w:lvl w:ilvl="1" w:tplc="40090019" w:tentative="1">
+      <w:start w:val="1"/>
+      <w:numFmt w:val="lowerLetter"/>
+      <w:lvlText w:val="%2."/>
+      <w:lvlJc w:val="left"/>
+      <w:pPr>
+        <w:ind w:left="1440" w:hanging="360"/>
+      </w:pPr>
+    </w:lvl>
+    <w:lvl w:ilvl="2" w:tplc="4009001B" w:tentative="1">
+      <w:start w:val="1"/>
+      <w:numFmt w:val="lowerRoman"/>
+      <w:lvlText w:val="%3."/>
+      <w:lvlJc w:val="right"/>
+      <w:pPr>
+        <w:ind w:left="2160" w:hanging="180"/>
+      </w:pPr>
+    </w:lvl>
+    <w:lvl w:ilvl="3" w:tplc="4009000F" w:tentative="1">
+      <w:start w:val="1"/>
+      <w:numFmt w:val="decimal"/>
+      <w:lvlText w:val="%4."/>
+      <w:lvlJc w:val="left"/>
+      <w:pPr>
+        <w:ind w:left="2880" w:hanging="360"/>
+      </w:pPr>
+    </w:lvl>
+    <w:lvl w:ilvl="4" w:tplc="40090019" w:tentative="1">
+      <w:start w:val="1"/>
+      <w:numFmt w:val="lowerLetter"/>
+      <w:lvlText w:val="%5."/>
+      <w:lvlJc w:val="left"/>
+      <w:pPr>
+        <w:ind w:left="3600" w:hanging="360"/>
+      </w:pPr>
+    </w:lvl>
+    <w:lvl w:ilvl="5" w:tplc="4009001B" w:tentative="1">
+      <w:start w:val="1"/>
+      <w:numFmt w:val="lowerRoman"/>
+      <w:lvlText w:val="%6."/>
+      <w:lvlJc w:val="right"/>
+      <w:pPr>
+        <w:ind w:left="4320" w:hanging="180"/>
+      </w:pPr>
+    </w:lvl>
+    <w:lvl w:ilvl="6" w:tplc="4009000F" w:tentative="1">
+      <w:start w:val="1"/>
+      <w:numFmt w:val="decimal"/>
+      <w:lvlText w:val="%7."/>
+      <w:lvlJc w:val="left"/>
+      <w:pPr>
+        <w:ind w:left="5040" w:hanging="360"/>
+      </w:pPr>
+    </w:lvl>
+    <w:lvl w:ilvl="7" w:tplc="40090019" w:tentative="1">
+      <w:start w:val="1"/>
+      <w:numFmt w:val="lowerLetter"/>
+      <w:lvlText w:val="%8."/>
+      <w:lvlJc w:val="left"/>
+      <w:pPr>
+        <w:ind w:left="5760" w:hanging="360"/>
+      </w:pPr>
+    </w:lvl>
+    <w:lvl w:ilvl="8" w:tplc="4009001B" w:tentative="1">
+      <w:start w:val="1"/>
+      <w:numFmt w:val="lowerRoman"/>
+      <w:lvlText w:val="%9."/>
+      <w:lvlJc w:val="right"/>
+      <w:pPr>
+        <w:ind w:left="6480" w:hanging="180"/>
+      </w:pPr>
+    </w:lvl>
+  </w:abstractNum>
   <w:num w:numId="1" w16cid:durableId="96415014">
     <w:abstractNumId w:val="0"/>
   </w:num>
   <w:num w:numId="2" w16cid:durableId="379944918">
     <w:abstractNumId w:val="1"/>
+  </w:num>
+  <w:num w:numId="3" w16cid:durableId="1622564737">
+    <w:abstractNumId w:val="2"/>
   </w:num>
 </w:numbering>
 </file>
@@ -2745,6 +4340,17 @@
       <w14:ligatures w14:val="none"/>
     </w:rPr>
   </w:style>
+  <w:style w:type="paragraph" w:styleId="NormalWeb">
+    <w:name w:val="Normal (Web)"/>
+    <w:basedOn w:val="Normal"/>
+    <w:uiPriority w:val="99"/>
+    <w:semiHidden/>
+    <w:unhideWhenUsed/>
+    <w:rsid w:val="00D54076"/>
+    <w:rPr>
+      <w:rFonts w:ascii="Times New Roman" w:hAnsi="Times New Roman" w:cs="Times New Roman"/>
+    </w:rPr>
+  </w:style>
 </w:styles>
 </file>
 
